--- a/Ban_trinh_bay_bo_sung_Duy_Tan_29-10-2026.docx
+++ b/Ban_trinh_bay_bo_sung_Duy_Tan_29-10-2026.docx
@@ -1375,7 +1375,7 @@
           <w:sz w:val="26"/>
           <w:szCs w:val="26"/>
         </w:rPr>
-        <w:t xml:space="preserve">Trong quá trình tìm hiểu, tôi có tham khảo một số văn bản và quyết định công khai của tỉnh Ninh Bình liên quan đến chỉ tiêu sử dụng đất, định hướng triển khai và thực tiễn giải quyết hồ sơ chuyển mục đích sử dụng đất.</w:t>
+        <w:t xml:space="preserve">Trong quá trình tìm hiểu, tôi có tham khảo một số văn bản của UBND tỉnh Ninh Bình và các quyết định được công khai tại địa phương liên quan đến chỉ tiêu sử dụng đất, định hướng triển khai và thực tiễn giải quyết hồ sơ chuyển mục đích sử dụng đất.</w:t>
       </w:r>
     </w:p>
     <w:p>
@@ -1979,7 +1979,7 @@
           <w:sz w:val="26"/>
           <w:szCs w:val="26"/>
         </w:rPr>
-        <w:t xml:space="preserve">Những số liệu, văn bản chỉ đạo và quyết định nêu trên cho thấy việc chuyển mục đích sử dụng đất đang được triển khai tại nhiều địa phương trong tỉnh.</w:t>
+        <w:t xml:space="preserve">Những số liệu, văn bản chỉ đạo và quyết định nêu trên cho thấy việc chuyển mục đích sử dụng đất đang được triển khai tại nhiều địa phương trong tỉnh, góp phần đáp ứng nhu cầu đất ở, ổn định đời sống người dân và phát huy nguồn lực đất đai theo quy định.</w:t>
       </w:r>
     </w:p>
     <w:p>
